--- a/THU TUC CAI NGHIEN/cai bat buoc/11.Bat buoc-QD QL NGUOI NGHIEN CHO ĐI CAI (MAU 36-CAP).docx
+++ b/THU TUC CAI NGHIEN/cai bat buoc/11.Bat buoc-QD QL NGUOI NGHIEN CHO ĐI CAI (MAU 36-CAP).docx
@@ -174,7 +174,7 @@
                     </wp:anchor>
                   </w:drawing>
                 </mc:Choice>
-                <mc:Fallback xmlns:w16sdtfl="http://schemas.microsoft.com/office/word/2024/wordml/sdtformatlock" xmlns:w16du="http://schemas.microsoft.com/office/word/2023/wordml/word16du">
+                <mc:Fallback xmlns:w16du="http://schemas.microsoft.com/office/word/2023/wordml/word16du" xmlns:w16sdtfl="http://schemas.microsoft.com/office/word/2024/wordml/sdtformatlock">
                   <w:pict>
                     <v:line w14:anchorId="293C3FF7" id="Straight Connector 1" o:spid="_x0000_s1026" style="position:absolute;z-index:-251655168;visibility:visible;mso-wrap-style:square;mso-width-percent:0;mso-wrap-distance-left:0;mso-wrap-distance-top:0;mso-wrap-distance-right:0;mso-wrap-distance-bottom:0;mso-position-horizontal:absolute;mso-position-horizontal-relative:text;mso-position-vertical:absolute;mso-position-vertical-relative:text;mso-width-percent:0;mso-width-relative:margin" from="47.3pt,4.85pt" to="112.1pt,4.85pt" o:gfxdata="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" strokeweight=".5pt">
                       <v:stroke joinstyle="miter"/>
@@ -274,7 +274,7 @@
                     </wp:anchor>
                   </w:drawing>
                 </mc:Choice>
-                <mc:Fallback xmlns:w16sdtfl="http://schemas.microsoft.com/office/word/2024/wordml/sdtformatlock" xmlns:w16du="http://schemas.microsoft.com/office/word/2023/wordml/word16du">
+                <mc:Fallback xmlns:w16du="http://schemas.microsoft.com/office/word/2023/wordml/word16du" xmlns:w16sdtfl="http://schemas.microsoft.com/office/word/2024/wordml/sdtformatlock">
                   <w:pict>
                     <v:line w14:anchorId="037C75E1" id="Straight Connector 1" o:spid="_x0000_s1026" style="position:absolute;z-index:251662336;visibility:visible;mso-wrap-style:square;mso-width-percent:0;mso-height-percent:0;mso-wrap-distance-left:0;mso-wrap-distance-top:0;mso-wrap-distance-right:0;mso-wrap-distance-bottom:0;mso-position-horizontal:absolute;mso-position-horizontal-relative:text;mso-position-vertical:absolute;mso-position-vertical-relative:text;mso-width-percent:0;mso-height-percent:0;mso-width-relative:margin;mso-height-relative:margin" from="50.2pt,34.4pt" to="222.65pt,34.4pt" o:gfxdata="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" strokeweight=".5pt">
                       <v:stroke joinstyle="miter"/>
@@ -720,7 +720,7 @@
               </wp:anchor>
             </w:drawing>
           </mc:Choice>
-          <mc:Fallback xmlns:w16sdtfl="http://schemas.microsoft.com/office/word/2024/wordml/sdtformatlock" xmlns:w16du="http://schemas.microsoft.com/office/word/2023/wordml/word16du">
+          <mc:Fallback xmlns:w16du="http://schemas.microsoft.com/office/word/2023/wordml/word16du" xmlns:w16sdtfl="http://schemas.microsoft.com/office/word/2024/wordml/sdtformatlock">
             <w:pict>
               <v:line w14:anchorId="4CB39858" id="Straight Connector 1" o:spid="_x0000_s1026" style="position:absolute;z-index:251659264;visibility:visible;mso-wrap-style:square;mso-width-percent:0;mso-wrap-distance-left:0;mso-wrap-distance-top:0;mso-wrap-distance-right:0;mso-wrap-distance-bottom:0;mso-position-horizontal:absolute;mso-position-horizontal-relative:page;mso-position-vertical:absolute;mso-position-vertical-relative:text;mso-width-percent:0;mso-width-relative:margin" from="249.4pt,5.65pt" to="375.7pt,5.65pt" o:gfxdata="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" strokeweight=".5pt">
                 <v:stroke joinstyle="miter"/>
@@ -1055,7 +1055,27 @@
           <w:sz w:val="28"/>
           <w:szCs w:val="28"/>
         </w:rPr>
-        <w:t xml:space="preserve">Căn cứ Quyét định số </w:t>
+        <w:t>Căn cứ Quy</w:t>
+      </w:r>
+      <w:r>
+        <w:rPr>
+          <w:rFonts w:ascii="Times New Roman" w:eastAsia="Times New Roman" w:hAnsi="Times New Roman" w:cs="Times New Roman"/>
+          <w:i/>
+          <w:iCs/>
+          <w:sz w:val="28"/>
+          <w:szCs w:val="28"/>
+        </w:rPr>
+        <w:t>ế</w:t>
+      </w:r>
+      <w:r>
+        <w:rPr>
+          <w:rFonts w:ascii="Times New Roman" w:eastAsia="Times New Roman" w:hAnsi="Times New Roman" w:cs="Times New Roman"/>
+          <w:i/>
+          <w:iCs/>
+          <w:sz w:val="28"/>
+          <w:szCs w:val="28"/>
+        </w:rPr>
+        <w:t xml:space="preserve">t định số </w:t>
       </w:r>
       <w:r>
         <w:rPr>
@@ -1671,7 +1691,7 @@
         <w:jc w:val="both"/>
         <w:rPr>
           <w:rFonts w:ascii="Times New Roman" w:eastAsia="Times New Roman" w:hAnsi="Times New Roman" w:cs="Times New Roman"/>
-          <w:color w:val="000000"/>
+          <w:color w:val="FF0000"/>
           <w:sz w:val="28"/>
           <w:szCs w:val="28"/>
         </w:rPr>
@@ -1698,7 +1718,7 @@
       <w:r>
         <w:rPr>
           <w:rFonts w:ascii="Times New Roman" w:eastAsia="Times New Roman" w:hAnsi="Times New Roman" w:cs="Times New Roman"/>
-          <w:color w:val="000000"/>
+          <w:color w:val="FF0000"/>
           <w:sz w:val="28"/>
           <w:szCs w:val="28"/>
         </w:rPr>
@@ -1707,7 +1727,7 @@
       <w:r>
         <w:rPr>
           <w:rFonts w:ascii="Times New Roman" w:eastAsia="Times New Roman" w:hAnsi="Times New Roman" w:cs="Times New Roman"/>
-          <w:color w:val="000000"/>
+          <w:color w:val="FF0000"/>
           <w:sz w:val="28"/>
           <w:szCs w:val="28"/>
         </w:rPr>
@@ -1716,7 +1736,7 @@
       <w:r>
         <w:rPr>
           <w:rFonts w:ascii="Times New Roman" w:eastAsia="Times New Roman" w:hAnsi="Times New Roman" w:cs="Times New Roman"/>
-          <w:color w:val="000000"/>
+          <w:color w:val="FF0000"/>
           <w:sz w:val="28"/>
           <w:szCs w:val="28"/>
         </w:rPr>
@@ -1725,7 +1745,7 @@
       <w:r>
         <w:rPr>
           <w:rFonts w:ascii="Times New Roman" w:eastAsia="Times New Roman" w:hAnsi="Times New Roman" w:cs="Times New Roman"/>
-          <w:color w:val="000000"/>
+          <w:color w:val="FF0000"/>
           <w:sz w:val="28"/>
           <w:szCs w:val="28"/>
         </w:rPr>
@@ -1734,7 +1754,7 @@
       <w:r>
         <w:rPr>
           <w:rFonts w:ascii="Times New Roman" w:eastAsia="Times New Roman" w:hAnsi="Times New Roman" w:cs="Times New Roman"/>
-          <w:color w:val="000000"/>
+          <w:color w:val="FF0000"/>
           <w:sz w:val="28"/>
           <w:szCs w:val="28"/>
         </w:rPr>
@@ -1743,7 +1763,7 @@
       <w:r>
         <w:rPr>
           <w:rFonts w:ascii="Times New Roman" w:eastAsia="Times New Roman" w:hAnsi="Times New Roman" w:cs="Times New Roman"/>
-          <w:color w:val="000000"/>
+          <w:color w:val="FF0000"/>
           <w:sz w:val="28"/>
           <w:szCs w:val="28"/>
         </w:rPr>
@@ -2350,18 +2370,7 @@
                 <w:sz w:val="28"/>
                 <w:szCs w:val="28"/>
               </w:rPr>
-              <w:t xml:space="preserve">PHÓ </w:t>
-            </w:r>
-            <w:r>
-              <w:rPr>
-                <w:rFonts w:ascii="Times New Roman" w:eastAsia="Times New Roman" w:hAnsi="Times New Roman" w:cs="Times New Roman"/>
-                <w:b/>
-                <w:bCs/>
-                <w:color w:val="000000"/>
-                <w:sz w:val="28"/>
-                <w:szCs w:val="28"/>
-              </w:rPr>
-              <w:t>TRƯỞNG CÔNG AN PHƯỜNG</w:t>
+              <w:t>PHÓ TRƯỞNG CÔNG AN PHƯỜNG</w:t>
             </w:r>
           </w:p>
           <w:p>
